--- a/generated_reports/Report on Magnetic Devices.docx
+++ b/generated_reports/Report on Magnetic Devices.docx
@@ -15,7 +15,7 @@
         <w:pStyle w:val="Heading2"/>
       </w:pPr>
       <w:r>
-        <w:t>Author:Dakata</w:t>
+        <w:t>Author:Rali123</w:t>
       </w:r>
     </w:p>
     <w:p>
@@ -23,51 +23,53 @@
         <w:t>Report on Magnetic Devices</w:t>
         <w:br/>
         <w:br/>
-        <w:t xml:space="preserve">   Most permanent or semipermanent computer data is stored magnetically.</w:t>
+        <w:t xml:space="preserve">   Magnetic Storage Principles: Most permanent or semipermanent computer data is stored magnetically. This involves magnetizing tiny pieces of metal on a disk or tape in a pattern representing binary data (0s and 1s). This magnetic pattern can later be read and converted back into the original stream of bits.</w:t>
         <w:br/>
-        <w:t xml:space="preserve">   Binary computer data bits (0s and 1s) are stored by magnetizing tiny pieces of metal embedded on the surface of a disk or tape in a pattern representing the data.</w:t>
+        <w:t xml:space="preserve">   History of Magnetic Storage:</w:t>
         <w:br/>
-        <w:t xml:space="preserve">   This magnetic pattern can later be read and converted back into the original stream of bits.</w:t>
+        <w:t xml:space="preserve">       Before magnetic storage, punch cards were the primary computer storage medium.</w:t>
         <w:br/>
-        <w:t xml:space="preserve">   Before magnetic storage, punch cards were the primary computer storage medium.</w:t>
+        <w:t xml:space="preserve">       In June 1949, IBM engineers began developing the first magnetic storage device for computers.</w:t>
         <w:br/>
-        <w:t xml:space="preserve">   The history of magnetic storage dates back to June 1949, when IBM engineers and scientists began working on the first magnetic storage device for computers.</w:t>
+        <w:t xml:space="preserve">       On May 21, 1952, IBM announced the IBM 726 Tape Unit with the IBM 701 Defense Calculator, marking a transition to electronic computers.</w:t>
         <w:br/>
-        <w:t xml:space="preserve">   On May 21, 1952, IBM announced the IBM 726 Tape Unit with the IBM 701 Defense Calculator, marking a transition from punched-card calculators to electronic computers.</w:t>
+        <w:t xml:space="preserve">       On September 13, 1956, IBM introduced the first computer disk storage system, the 305 RAMAC, which could store 5 million characters (5MB) on 50 disks, each 24 inches in diameter.</w:t>
         <w:br/>
-        <w:t xml:space="preserve">   On September 13, 1956, IBM engineers introduced the first computer disk storage system as part of the 305 RAMAC (Random Access Method of Accounting and Control) computer.</w:t>
+        <w:t xml:space="preserve">       The RAMAC drive offered random accessibility, significantly improving data retrieval speed compared to tape drives.</w:t>
         <w:br/>
-        <w:t xml:space="preserve">   The 305 RAMAC drive could store 5 million characters (5MB) on 50 disks, each 24 inches in diameter, with individual bits stored at a density of 2Kb/sq. inch.</w:t>
+        <w:t xml:space="preserve">       Over 60 years, magnetic storage has advanced to allow 4TB or more on tiny 3 1/2-inch drives.</w:t>
         <w:br/>
-        <w:t xml:space="preserve">   Unlike tape drives, RAMAC's recording heads could go directly to any location on a disk surface, providing random accessibility and significantly faster data retrieval.</w:t>
+        <w:t xml:space="preserve">   How Magnetic Fields Are Used to Store Data:</w:t>
         <w:br/>
-        <w:t xml:space="preserve">   The magnetic storage industry has progressed to storing 4TB or more on tiny 3 1/2-inch drives in just over 60 years.</w:t>
+        <w:t xml:space="preserve">       All magnetic storage devices utilize electromagnetism to read and write data.</w:t>
         <w:br/>
-        <w:t xml:space="preserve">   All magnetic storage devices read and write data using electromagnetism.</w:t>
+        <w:t xml:space="preserve">       An electric current flowing through a conductor generates a magnetic field.</w:t>
         <w:br/>
-        <w:t xml:space="preserve">   Electromagnetism states that an electric current flowing through a conductor generates a magnetic field around it.</w:t>
+        <w:t xml:space="preserve">       In magnetic storage, a motor can act as a generator and vice versa, enabling data recording and reading.</w:t>
         <w:br/>
-        <w:t xml:space="preserve">   When recording, the head changes electrical impulses to magnetic fields; when reading, it changes magnetic fields back into electrical impulses.</w:t>
+        <w:t xml:space="preserve">       When recording, the read/write head converts electrical impulses into magnetic fields.</w:t>
         <w:br/>
-        <w:t xml:space="preserve">   The read/write heads are U-shaped pieces of conductive material, with ends situated above (or next to) the data storage medium's surface.</w:t>
+        <w:t xml:space="preserve">       When reading, the head converts magnetic fields back into electrical impulses.</w:t>
         <w:br/>
-        <w:t xml:space="preserve">   The U-shaped head is wrapped with coils of conductive wire; current flowing through these coils generates a magnetic field in the drive head.</w:t>
+        <w:t xml:space="preserve">   Read/Write Heads:</w:t>
         <w:br/>
-        <w:t xml:space="preserve">   Reversing the polarity of the electric current changes the polarity of the generated magnetic field, making the heads electromagnets with switchable voltage polarity.</w:t>
+        <w:t xml:space="preserve">       Read/write heads are U-shaped pieces of conductive material wrapped with coils of wire.</w:t>
         <w:br/>
-        <w:t xml:space="preserve">   The actual storage medium (disk or tape) consists of a substrate material (e.g., Mylar, aluminum, or glass) with a layer of magnetizable material, usually iron oxide with other elements.</w:t>
+        <w:t xml:space="preserve">       When current flows through these coils, a magnetic field is generated in the head.</w:t>
         <w:br/>
-        <w:t xml:space="preserve">   Each individual magnetic particle on the storage medium has its own magnetic field.</w:t>
+        <w:t xml:space="preserve">       Reversing the polarity of the current changes the polarity of the generated field, making the heads electromagnets with switchable voltage polarity.</w:t>
         <w:br/>
-        <w:t xml:space="preserve">   On a blank medium, the polarities of these magnetic fields are in random disarray, canceling each other out to produce no observable field polarity.</w:t>
+        <w:t xml:space="preserve">   Storage Medium:</w:t>
         <w:br/>
-        <w:t xml:space="preserve">   When a drive's read/write head generates a magnetic field for writing, the field jumps the gap in the U-shape and uses the adjacent storage medium as the path of least resistance.</w:t>
+        <w:t xml:space="preserve">       The storage medium (disk or tape) consists of a substrate material (e.g., Mylar, aluminum, or glass) with a layer of magnetizable material, usually iron oxide with other elements.</w:t>
         <w:br/>
-        <w:t xml:space="preserve">   As the field passes through the medium under the gap, it polarizes the magnetic particles to align with the field.</w:t>
+        <w:t xml:space="preserve">       Individual magnetic particles on a blank medium have randomly oriented magnetic fields, resulting in no observable unified field.</w:t>
         <w:br/>
-        <w:t xml:space="preserve">   The field's polarity and direction are based on the direction of electric current flow through the coils. Changing the current direction changes the magnetic field direction.</w:t>
+        <w:t xml:space="preserve">       When a drive’s read/write head generates a magnetic field, it passes through the storage medium, polarizing the magnetic particles to align with the field.</w:t>
         <w:br/>
-        <w:t xml:space="preserve">   Over time, the distance between the read/write head and the media has dramatically decreased, allowing for smaller gaps and smaller recorded magnetic domains.</w:t>
+        <w:t xml:space="preserve">       The polarity of the induced field depends on the direction of the electric current flow through the coils.</w:t>
+        <w:br/>
+        <w:t xml:space="preserve">       Advancements in magnetic storage have dramatically decreased the distance between the read/write head and the media, leading to smaller recorded magnetic domains.</w:t>
       </w:r>
     </w:p>
     <w:sectPr>

--- a/generated_reports/Report on Magnetic Devices.docx
+++ b/generated_reports/Report on Magnetic Devices.docx
@@ -15,7 +15,7 @@
         <w:pStyle w:val="Heading2"/>
       </w:pPr>
       <w:r>
-        <w:t>Author:Rali123</w:t>
+        <w:t>Author:Gerginov</w:t>
       </w:r>
     </w:p>
     <w:p>
@@ -23,53 +23,37 @@
         <w:t>Report on Magnetic Devices</w:t>
         <w:br/>
         <w:br/>
-        <w:t xml:space="preserve">   Magnetic Storage Principles: Most permanent or semipermanent computer data is stored magnetically. This involves magnetizing tiny pieces of metal on a disk or tape in a pattern representing binary data (0s and 1s). This magnetic pattern can later be read and converted back into the original stream of bits.</w:t>
+        <w:t xml:space="preserve">   Most permanent or semipermanent computer data is stored magnetically.</w:t>
         <w:br/>
-        <w:t xml:space="preserve">   History of Magnetic Storage:</w:t>
+        <w:t xml:space="preserve">   Magnetic storage involves magnetizing tiny pieces of metal on a disk or tape in a pattern representing binary data (0s and 1s). This pattern can later be read and converted back into the original data stream.</w:t>
         <w:br/>
-        <w:t xml:space="preserve">       Before magnetic storage, punch cards were the primary computer storage medium.</w:t>
+        <w:t xml:space="preserve">   The history of magnetic storage dates back to June 1949, when IBM engineers and scientists began developing the first magnetic storage device for computers.</w:t>
         <w:br/>
-        <w:t xml:space="preserve">       In June 1949, IBM engineers began developing the first magnetic storage device for computers.</w:t>
+        <w:t xml:space="preserve">   On May 21, 1952, IBM announced the IBM 726 Tape Unit with the IBM 701 Defense Calculator, marking a shift from punched-card calculators to electronic computers.</w:t>
         <w:br/>
-        <w:t xml:space="preserve">       On May 21, 1952, IBM announced the IBM 726 Tape Unit with the IBM 701 Defense Calculator, marking a transition to electronic computers.</w:t>
+        <w:t xml:space="preserve">   On September 13, 1956, IBM introduced the first computer disk storage system as part of the 305 RAMAC (Random Access Method of Accounting and Control) computer.</w:t>
         <w:br/>
-        <w:t xml:space="preserve">       On September 13, 1956, IBM introduced the first computer disk storage system, the 305 RAMAC, which could store 5 million characters (5MB) on 50 disks, each 24 inches in diameter.</w:t>
+        <w:t xml:space="preserve">   The 305 RAMAC drive stored 5 million characters (5MB) on 50 disks, each 24 inches in diameter, with a data density of 2Kb/sq. inch.</w:t>
         <w:br/>
-        <w:t xml:space="preserve">       The RAMAC drive offered random accessibility, significantly improving data retrieval speed compared to tape drives.</w:t>
+        <w:t xml:space="preserve">   Unlike tape drives, RAMAC's recording heads offered random accessibility, allowing direct access to any location on a disk surface, significantly improving computer performance.</w:t>
         <w:br/>
-        <w:t xml:space="preserve">       Over 60 years, magnetic storage has advanced to allow 4TB or more on tiny 3 1/2-inch drives.</w:t>
+        <w:t xml:space="preserve">   Within 60 years, the magnetic storage industry progressed to allow 4TB (4,000GB) or more to be stored on tiny 3 1/2-inch drives.</w:t>
         <w:br/>
-        <w:t xml:space="preserve">   How Magnetic Fields Are Used to Store Data:</w:t>
+        <w:t xml:space="preserve">   Magnetic storage devices read and write data using electromagnetism. This principle states that an electric current flowing through a conductor generates a magnetic field around it.</w:t>
         <w:br/>
-        <w:t xml:space="preserve">       All magnetic storage devices utilize electromagnetism to read and write data.</w:t>
+        <w:t xml:space="preserve">   Electromagnetism's two-way operation allows a motor to become a generator and vice versa, enabling data recording and reading in magnetic storage devices. When recording, heads convert electrical impulses to magnetic fields; when reading, they convert magnetic fields back into electrical impulses.</w:t>
         <w:br/>
-        <w:t xml:space="preserve">       An electric current flowing through a conductor generates a magnetic field.</w:t>
+        <w:t xml:space="preserve">   Read/write heads in magnetic storage devices are U-shaped conductive materials wrapped with coils of wire. Passing an electric current through these coils generates a magnetic field in the head. Reversing the current's polarity changes the field's polarity.</w:t>
         <w:br/>
-        <w:t xml:space="preserve">       In magnetic storage, a motor can act as a generator and vice versa, enabling data recording and reading.</w:t>
+        <w:t xml:space="preserve">   The storage medium (disk or tape) consists of a substrate material (e.g., Mylar, aluminum, or glass) with a layer of magnetizable material, often iron oxide with other elements.</w:t>
         <w:br/>
-        <w:t xml:space="preserve">       When recording, the read/write head converts electrical impulses into magnetic fields.</w:t>
+        <w:t xml:space="preserve">   Individual magnetic particles on a blank storage medium have randomly oriented magnetic fields, resulting in no observable unified field polarity.</w:t>
         <w:br/>
-        <w:t xml:space="preserve">       When reading, the head converts magnetic fields back into electrical impulses.</w:t>
+        <w:t xml:space="preserve">   When a drive's read/write head generates a magnetic field during writing, the field passes through the storage medium directly under the gap, polarizing the magnetic particles to align with the field.</w:t>
         <w:br/>
-        <w:t xml:space="preserve">   Read/Write Heads:</w:t>
+        <w:t xml:space="preserve">   The polarity and direction of the induced magnetic field in the medium depend on the direction of the electric current flow through the coils.</w:t>
         <w:br/>
-        <w:t xml:space="preserve">       Read/write heads are U-shaped pieces of conductive material wrapped with coils of wire.</w:t>
-        <w:br/>
-        <w:t xml:space="preserve">       When current flows through these coils, a magnetic field is generated in the head.</w:t>
-        <w:br/>
-        <w:t xml:space="preserve">       Reversing the polarity of the current changes the polarity of the generated field, making the heads electromagnets with switchable voltage polarity.</w:t>
-        <w:br/>
-        <w:t xml:space="preserve">   Storage Medium:</w:t>
-        <w:br/>
-        <w:t xml:space="preserve">       The storage medium (disk or tape) consists of a substrate material (e.g., Mylar, aluminum, or glass) with a layer of magnetizable material, usually iron oxide with other elements.</w:t>
-        <w:br/>
-        <w:t xml:space="preserve">       Individual magnetic particles on a blank medium have randomly oriented magnetic fields, resulting in no observable unified field.</w:t>
-        <w:br/>
-        <w:t xml:space="preserve">       When a drive’s read/write head generates a magnetic field, it passes through the storage medium, polarizing the magnetic particles to align with the field.</w:t>
-        <w:br/>
-        <w:t xml:space="preserve">       The polarity of the induced field depends on the direction of the electric current flow through the coils.</w:t>
-        <w:br/>
-        <w:t xml:space="preserve">       Advancements in magnetic storage have dramatically decreased the distance between the read/write head and the media, leading to smaller recorded magnetic domains.</w:t>
+        <w:t xml:space="preserve">   Over time, the distance between the read/write head and the media has dramatically decreased, leading to smaller gaps and smaller recorded magnetic domains, allowing for higher data density.</w:t>
       </w:r>
     </w:p>
     <w:sectPr>
